--- a/empresa/Alteracao-Contratual-Datacenter-Vision.docx
+++ b/empresa/Alteracao-Contratual-Datacenter-Vision.docx
@@ -112,7 +112,7 @@
           <w:bCs/>
           <w:b/>
         </w:rPr>
-        <w:t xml:space="preserve">FILIPE BUBA</w:t>
+        <w:t xml:space="preserve">FILIPE BUBA N’HADA</w:t>
       </w:r>
       <w:r>
         <w:t xml:space="preserve">, [ nacionalidade — ex.: brasileiro ], [ estado civil — ex.: solteiro ], [ profissão — ex.: empresário ], portador da Cédula de Identidade RG nº [ NÚMERO RG ], inscrito no CPF/MF sob o nº [ NÚMERO CPF ], residente e domiciliado na Rua Silvio Barbini, nº 205, Apt. 32B, Conjunto Residencial José Bonifácio, CEP 08.250-650, São Paulo / SP;</w:t>
@@ -701,7 +701,7 @@
           <w:bCs/>
           <w:b/>
         </w:rPr>
-        <w:t xml:space="preserve">FILIPE BUBA</w:t>
+        <w:t xml:space="preserve">FILIPE BUBA N’HADA</w:t>
       </w:r>
       <w:r>
         <w:t xml:space="preserve"> </w:t>
